--- a/materials/pdf/original/M12_Merkblatt_Abi-Spickzettel.docx
+++ b/materials/pdf/original/M12_Merkblatt_Abi-Spickzettel.docx
@@ -2767,6 +2767,1088 @@
                 <w:szCs w:val="16"/>
               </w:rPr>
               <w:t xml:space="preserve">„Auch das leere Wort soll erzeugt werden“: S → aSb | ab wird zu S → aSb | ε; Test: S ⇒ ε.</w:t>
+            </w:r>
+          </w:p>
+        </w:tc>
+      </w:tr>
+    </w:tbl>
+    <w:p>
+      <w:pPr>
+        <w:spacing w:after="140" w:before="0"/>
+      </w:pPr>
+    </w:p>
+    <w:p>
+      <w:pPr>
+        <w:keepNext/>
+        <w:spacing w:after="100" w:before="260"/>
+      </w:pPr>
+      <w:r>
+        <w:rPr>
+          <w:rFonts w:ascii="Cambria" w:cs="Cambria" w:eastAsia="Cambria" w:hAnsi="Cambria"/>
+          <w:b/>
+          <w:bCs/>
+          <w:color w:val="0E6455"/>
+          <w:sz w:val="27"/>
+          <w:szCs w:val="27"/>
+        </w:rPr>
+        <w:t xml:space="preserve">C  Die zehn Abitur-Fallen</w:t>
+      </w:r>
+    </w:p>
+    <w:p>
+      <w:pPr>
+        <w:spacing w:after="100" w:before="0" w:line="276"/>
+        <w:jc w:val="left"/>
+      </w:pPr>
+      <w:r>
+        <w:rPr>
+          <w:rFonts w:ascii="Calibri" w:cs="Calibri" w:eastAsia="Calibri" w:hAnsi="Calibri"/>
+          <w:color w:val="1F2A2E"/>
+          <w:sz w:val="17"/>
+          <w:szCs w:val="17"/>
+        </w:rPr>
+        <w:t xml:space="preserve">Diese Fehler kosten im Abitur am häufigsten Punkte. Die Nummern stehen auch in den Warnkästen der Materialien und im Fallen-Profil deiner Lehrkraft.</w:t>
+      </w:r>
+    </w:p>
+    <w:tbl>
+      <w:tblPr>
+        <w:tblW w:type="dxa" w:w="9866"/>
+        <w:tblBorders>
+          <w:top w:val="single" w:color="C9D3D6" w:sz="4"/>
+          <w:left w:val="single" w:color="C9D3D6" w:sz="4"/>
+          <w:bottom w:val="single" w:color="C9D3D6" w:sz="4"/>
+          <w:right w:val="single" w:color="C9D3D6" w:sz="4"/>
+          <w:insideH w:val="single" w:color="C9D3D6" w:sz="4"/>
+          <w:insideV w:val="single" w:color="C9D3D6" w:sz="4"/>
+        </w:tblBorders>
+        <w:tblLayout w:type="fixed"/>
+      </w:tblPr>
+      <w:tblGrid>
+        <w:gridCol w:w="737"/>
+        <w:gridCol w:w="3175"/>
+        <w:gridCol w:w="5954"/>
+      </w:tblGrid>
+      <w:tr>
+        <w:trPr>
+          <w:cantSplit/>
+          <w:tblHeader/>
+        </w:trPr>
+        <w:tc>
+          <w:tcPr>
+            <w:tcW w:type="dxa" w:w="737"/>
+            <w:shd w:fill="0E6455" w:color="auto" w:val="clear"/>
+            <w:tcMar>
+              <w:top w:type="dxa" w:w="50"/>
+              <w:left w:type="dxa" w:w="120"/>
+              <w:bottom w:type="dxa" w:w="50"/>
+              <w:right w:type="dxa" w:w="120"/>
+            </w:tcMar>
+            <w:vAlign w:val="center"/>
+          </w:tcPr>
+          <w:p>
+            <w:pPr>
+              <w:spacing w:after="40" w:before="0" w:line="276"/>
+              <w:jc w:val="left"/>
+            </w:pPr>
+            <w:r>
+              <w:rPr>
+                <w:rFonts w:ascii="Calibri" w:cs="Calibri" w:eastAsia="Calibri" w:hAnsi="Calibri"/>
+                <w:b/>
+                <w:bCs/>
+                <w:color w:val="FFFFFF"/>
+                <w:sz w:val="16"/>
+                <w:szCs w:val="16"/>
+              </w:rPr>
+              <w:t xml:space="preserve">Nr.</w:t>
+            </w:r>
+          </w:p>
+        </w:tc>
+        <w:tc>
+          <w:tcPr>
+            <w:tcW w:type="dxa" w:w="3175"/>
+            <w:shd w:fill="0E6455" w:color="auto" w:val="clear"/>
+            <w:tcMar>
+              <w:top w:type="dxa" w:w="50"/>
+              <w:left w:type="dxa" w:w="120"/>
+              <w:bottom w:type="dxa" w:w="50"/>
+              <w:right w:type="dxa" w:w="120"/>
+            </w:tcMar>
+            <w:vAlign w:val="center"/>
+          </w:tcPr>
+          <w:p>
+            <w:pPr>
+              <w:spacing w:after="40" w:before="0" w:line="276"/>
+              <w:jc w:val="left"/>
+            </w:pPr>
+            <w:r>
+              <w:rPr>
+                <w:rFonts w:ascii="Calibri" w:cs="Calibri" w:eastAsia="Calibri" w:hAnsi="Calibri"/>
+                <w:b/>
+                <w:bCs/>
+                <w:color w:val="FFFFFF"/>
+                <w:sz w:val="16"/>
+                <w:szCs w:val="16"/>
+              </w:rPr>
+              <w:t xml:space="preserve">Falle</w:t>
+            </w:r>
+          </w:p>
+        </w:tc>
+        <w:tc>
+          <w:tcPr>
+            <w:tcW w:type="dxa" w:w="5954"/>
+            <w:shd w:fill="0E6455" w:color="auto" w:val="clear"/>
+            <w:tcMar>
+              <w:top w:type="dxa" w:w="50"/>
+              <w:left w:type="dxa" w:w="120"/>
+              <w:bottom w:type="dxa" w:w="50"/>
+              <w:right w:type="dxa" w:w="120"/>
+            </w:tcMar>
+            <w:vAlign w:val="center"/>
+          </w:tcPr>
+          <w:p>
+            <w:pPr>
+              <w:spacing w:after="40" w:before="0" w:line="276"/>
+              <w:jc w:val="left"/>
+            </w:pPr>
+            <w:r>
+              <w:rPr>
+                <w:rFonts w:ascii="Calibri" w:cs="Calibri" w:eastAsia="Calibri" w:hAnsi="Calibri"/>
+                <w:b/>
+                <w:bCs/>
+                <w:color w:val="FFFFFF"/>
+                <w:sz w:val="16"/>
+                <w:szCs w:val="16"/>
+              </w:rPr>
+              <w:t xml:space="preserve">So vermeidest du sie</w:t>
+            </w:r>
+          </w:p>
+        </w:tc>
+      </w:tr>
+      <w:tr>
+        <w:trPr>
+          <w:cantSplit/>
+          <w:tblHeader w:val="false"/>
+        </w:trPr>
+        <w:tc>
+          <w:tcPr>
+            <w:tcW w:type="dxa" w:w="737"/>
+            <w:tcMar>
+              <w:top w:type="dxa" w:w="50"/>
+              <w:left w:type="dxa" w:w="120"/>
+              <w:bottom w:type="dxa" w:w="50"/>
+              <w:right w:type="dxa" w:w="120"/>
+            </w:tcMar>
+            <w:vAlign w:val="center"/>
+          </w:tcPr>
+          <w:p>
+            <w:pPr>
+              <w:spacing w:after="40" w:before="0" w:line="276"/>
+              <w:jc w:val="left"/>
+            </w:pPr>
+            <w:r>
+              <w:rPr>
+                <w:rFonts w:ascii="Calibri" w:cs="Calibri" w:eastAsia="Calibri" w:hAnsi="Calibri"/>
+                <w:b/>
+                <w:bCs/>
+                <w:color w:val="1F2A2E"/>
+                <w:sz w:val="16"/>
+                <w:szCs w:val="16"/>
+              </w:rPr>
+              <w:t xml:space="preserve">P1</w:t>
+            </w:r>
+          </w:p>
+        </w:tc>
+        <w:tc>
+          <w:tcPr>
+            <w:tcW w:type="dxa" w:w="3175"/>
+            <w:tcMar>
+              <w:top w:type="dxa" w:w="50"/>
+              <w:left w:type="dxa" w:w="120"/>
+              <w:bottom w:type="dxa" w:w="50"/>
+              <w:right w:type="dxa" w:w="120"/>
+            </w:tcMar>
+            <w:vAlign w:val="center"/>
+          </w:tcPr>
+          <w:p>
+            <w:pPr>
+              <w:spacing w:after="40" w:before="0" w:line="276"/>
+              <w:jc w:val="left"/>
+            </w:pPr>
+            <w:r>
+              <w:rPr>
+                <w:rFonts w:ascii="Calibri" w:cs="Calibri" w:eastAsia="Calibri" w:hAnsi="Calibri"/>
+                <w:b w:val="false"/>
+                <w:bCs w:val="false"/>
+                <w:color w:val="1F2A2E"/>
+                <w:sz w:val="16"/>
+                <w:szCs w:val="16"/>
+              </w:rPr>
+              <w:t xml:space="preserve">Automat unvollständig, Fehlerzustand-Hinweis fehlt</w:t>
+            </w:r>
+          </w:p>
+        </w:tc>
+        <w:tc>
+          <w:tcPr>
+            <w:tcW w:type="dxa" w:w="5954"/>
+            <w:tcMar>
+              <w:top w:type="dxa" w:w="50"/>
+              <w:left w:type="dxa" w:w="120"/>
+              <w:bottom w:type="dxa" w:w="50"/>
+              <w:right w:type="dxa" w:w="120"/>
+            </w:tcMar>
+            <w:vAlign w:val="center"/>
+          </w:tcPr>
+          <w:p>
+            <w:pPr>
+              <w:spacing w:after="40" w:before="0" w:line="276"/>
+              <w:jc w:val="left"/>
+            </w:pPr>
+            <w:r>
+              <w:rPr>
+                <w:rFonts w:ascii="Calibri" w:cs="Calibri" w:eastAsia="Calibri" w:hAnsi="Calibri"/>
+                <w:b w:val="false"/>
+                <w:bCs w:val="false"/>
+                <w:color w:val="1F2A2E"/>
+                <w:sz w:val="16"/>
+                <w:szCs w:val="16"/>
+              </w:rPr>
+              <w:t xml:space="preserve">jeder Zustand für jedes Zeichen aus Σ einen Übergang oder Hinweissatz; vor Komplement/Minimierung vervollständigen; Mealy-Graph vollständig</w:t>
+            </w:r>
+          </w:p>
+        </w:tc>
+      </w:tr>
+      <w:tr>
+        <w:trPr>
+          <w:cantSplit/>
+          <w:tblHeader w:val="false"/>
+        </w:trPr>
+        <w:tc>
+          <w:tcPr>
+            <w:tcW w:type="dxa" w:w="737"/>
+            <w:tcMar>
+              <w:top w:type="dxa" w:w="50"/>
+              <w:left w:type="dxa" w:w="120"/>
+              <w:bottom w:type="dxa" w:w="50"/>
+              <w:right w:type="dxa" w:w="120"/>
+            </w:tcMar>
+            <w:vAlign w:val="center"/>
+          </w:tcPr>
+          <w:p>
+            <w:pPr>
+              <w:spacing w:after="40" w:before="0" w:line="276"/>
+              <w:jc w:val="left"/>
+            </w:pPr>
+            <w:r>
+              <w:rPr>
+                <w:rFonts w:ascii="Calibri" w:cs="Calibri" w:eastAsia="Calibri" w:hAnsi="Calibri"/>
+                <w:b/>
+                <w:bCs/>
+                <w:color w:val="1F2A2E"/>
+                <w:sz w:val="16"/>
+                <w:szCs w:val="16"/>
+              </w:rPr>
+              <w:t xml:space="preserve">P2</w:t>
+            </w:r>
+          </w:p>
+        </w:tc>
+        <w:tc>
+          <w:tcPr>
+            <w:tcW w:type="dxa" w:w="3175"/>
+            <w:tcMar>
+              <w:top w:type="dxa" w:w="50"/>
+              <w:left w:type="dxa" w:w="120"/>
+              <w:bottom w:type="dxa" w:w="50"/>
+              <w:right w:type="dxa" w:w="120"/>
+            </w:tcMar>
+            <w:vAlign w:val="center"/>
+          </w:tcPr>
+          <w:p>
+            <w:pPr>
+              <w:spacing w:after="40" w:before="0" w:line="276"/>
+              <w:jc w:val="left"/>
+            </w:pPr>
+            <w:r>
+              <w:rPr>
+                <w:rFonts w:ascii="Calibri" w:cs="Calibri" w:eastAsia="Calibri" w:hAnsi="Calibri"/>
+                <w:b w:val="false"/>
+                <w:bCs w:val="false"/>
+                <w:color w:val="1F2A2E"/>
+                <w:sz w:val="16"/>
+                <w:szCs w:val="16"/>
+              </w:rPr>
+              <w:t xml:space="preserve">Akzeptanz falsch entschieden</w:t>
+            </w:r>
+          </w:p>
+        </w:tc>
+        <w:tc>
+          <w:tcPr>
+            <w:tcW w:type="dxa" w:w="5954"/>
+            <w:tcMar>
+              <w:top w:type="dxa" w:w="50"/>
+              <w:left w:type="dxa" w:w="120"/>
+              <w:bottom w:type="dxa" w:w="50"/>
+              <w:right w:type="dxa" w:w="120"/>
+            </w:tcMar>
+            <w:vAlign w:val="center"/>
+          </w:tcPr>
+          <w:p>
+            <w:pPr>
+              <w:spacing w:after="40" w:before="0" w:line="276"/>
+              <w:jc w:val="left"/>
+            </w:pPr>
+            <w:r>
+              <w:rPr>
+                <w:rFonts w:ascii="Calibri" w:cs="Calibri" w:eastAsia="Calibri" w:hAnsi="Calibri"/>
+                <w:b w:val="false"/>
+                <w:bCs w:val="false"/>
+                <w:color w:val="1F2A2E"/>
+                <w:sz w:val="16"/>
+                <w:szCs w:val="16"/>
+              </w:rPr>
+              <w:t xml:space="preserve">Zustand nach dem letzten Zeichen zählt; NEA/NKA: ein akzeptierender Lauf genügt; NKA: Endzustand nach vollständiger Eingabe, nicht „Keller leer“</w:t>
+            </w:r>
+          </w:p>
+        </w:tc>
+      </w:tr>
+      <w:tr>
+        <w:trPr>
+          <w:cantSplit/>
+          <w:tblHeader w:val="false"/>
+        </w:trPr>
+        <w:tc>
+          <w:tcPr>
+            <w:tcW w:type="dxa" w:w="737"/>
+            <w:tcMar>
+              <w:top w:type="dxa" w:w="50"/>
+              <w:left w:type="dxa" w:w="120"/>
+              <w:bottom w:type="dxa" w:w="50"/>
+              <w:right w:type="dxa" w:w="120"/>
+            </w:tcMar>
+            <w:vAlign w:val="center"/>
+          </w:tcPr>
+          <w:p>
+            <w:pPr>
+              <w:spacing w:after="40" w:before="0" w:line="276"/>
+              <w:jc w:val="left"/>
+            </w:pPr>
+            <w:r>
+              <w:rPr>
+                <w:rFonts w:ascii="Calibri" w:cs="Calibri" w:eastAsia="Calibri" w:hAnsi="Calibri"/>
+                <w:b/>
+                <w:bCs/>
+                <w:color w:val="1F2A2E"/>
+                <w:sz w:val="16"/>
+                <w:szCs w:val="16"/>
+              </w:rPr>
+              <w:t xml:space="preserve">P3</w:t>
+            </w:r>
+          </w:p>
+        </w:tc>
+        <w:tc>
+          <w:tcPr>
+            <w:tcW w:type="dxa" w:w="3175"/>
+            <w:tcMar>
+              <w:top w:type="dxa" w:w="50"/>
+              <w:left w:type="dxa" w:w="120"/>
+              <w:bottom w:type="dxa" w:w="50"/>
+              <w:right w:type="dxa" w:w="120"/>
+            </w:tcMar>
+            <w:vAlign w:val="center"/>
+          </w:tcPr>
+          <w:p>
+            <w:pPr>
+              <w:spacing w:after="40" w:before="0" w:line="276"/>
+              <w:jc w:val="left"/>
+            </w:pPr>
+            <w:r>
+              <w:rPr>
+                <w:rFonts w:ascii="Calibri" w:cs="Calibri" w:eastAsia="Calibri" w:hAnsi="Calibri"/>
+                <w:b w:val="false"/>
+                <w:bCs w:val="false"/>
+                <w:color w:val="1F2A2E"/>
+                <w:sz w:val="16"/>
+                <w:szCs w:val="16"/>
+              </w:rPr>
+              <w:t xml:space="preserve">Entwurf nicht an Grenzfällen getestet</w:t>
+            </w:r>
+          </w:p>
+        </w:tc>
+        <w:tc>
+          <w:tcPr>
+            <w:tcW w:type="dxa" w:w="5954"/>
+            <w:tcMar>
+              <w:top w:type="dxa" w:w="50"/>
+              <w:left w:type="dxa" w:w="120"/>
+              <w:bottom w:type="dxa" w:w="50"/>
+              <w:right w:type="dxa" w:w="120"/>
+            </w:tcMar>
+            <w:vAlign w:val="center"/>
+          </w:tcPr>
+          <w:p>
+            <w:pPr>
+              <w:spacing w:after="40" w:before="0" w:line="276"/>
+              <w:jc w:val="left"/>
+            </w:pPr>
+            <w:r>
+              <w:rPr>
+                <w:rFonts w:ascii="Calibri" w:cs="Calibri" w:eastAsia="Calibri" w:hAnsi="Calibri"/>
+                <w:b w:val="false"/>
+                <w:bCs w:val="false"/>
+                <w:color w:val="1F2A2E"/>
+                <w:sz w:val="16"/>
+                <w:szCs w:val="16"/>
+              </w:rPr>
+              <w:t xml:space="preserve">Neuanfang bei „enthält/endet auf“, ε, kürzestes Wort, ein Zeichen zu viel; Grammatik erzeugt zu viel/zu wenig</w:t>
+            </w:r>
+          </w:p>
+        </w:tc>
+      </w:tr>
+      <w:tr>
+        <w:trPr>
+          <w:cantSplit/>
+          <w:tblHeader w:val="false"/>
+        </w:trPr>
+        <w:tc>
+          <w:tcPr>
+            <w:tcW w:type="dxa" w:w="737"/>
+            <w:tcMar>
+              <w:top w:type="dxa" w:w="50"/>
+              <w:left w:type="dxa" w:w="120"/>
+              <w:bottom w:type="dxa" w:w="50"/>
+              <w:right w:type="dxa" w:w="120"/>
+            </w:tcMar>
+            <w:vAlign w:val="center"/>
+          </w:tcPr>
+          <w:p>
+            <w:pPr>
+              <w:spacing w:after="40" w:before="0" w:line="276"/>
+              <w:jc w:val="left"/>
+            </w:pPr>
+            <w:r>
+              <w:rPr>
+                <w:rFonts w:ascii="Calibri" w:cs="Calibri" w:eastAsia="Calibri" w:hAnsi="Calibri"/>
+                <w:b/>
+                <w:bCs/>
+                <w:color w:val="1F2A2E"/>
+                <w:sz w:val="16"/>
+                <w:szCs w:val="16"/>
+              </w:rPr>
+              <w:t xml:space="preserve">P4</w:t>
+            </w:r>
+          </w:p>
+        </w:tc>
+        <w:tc>
+          <w:tcPr>
+            <w:tcW w:type="dxa" w:w="3175"/>
+            <w:tcMar>
+              <w:top w:type="dxa" w:w="50"/>
+              <w:left w:type="dxa" w:w="120"/>
+              <w:bottom w:type="dxa" w:w="50"/>
+              <w:right w:type="dxa" w:w="120"/>
+            </w:tcMar>
+            <w:vAlign w:val="center"/>
+          </w:tcPr>
+          <w:p>
+            <w:pPr>
+              <w:spacing w:after="40" w:before="0" w:line="276"/>
+              <w:jc w:val="left"/>
+            </w:pPr>
+            <w:r>
+              <w:rPr>
+                <w:rFonts w:ascii="Calibri" w:cs="Calibri" w:eastAsia="Calibri" w:hAnsi="Calibri"/>
+                <w:b w:val="false"/>
+                <w:bCs w:val="false"/>
+                <w:color w:val="1F2A2E"/>
+                <w:sz w:val="16"/>
+                <w:szCs w:val="16"/>
+              </w:rPr>
+              <w:t xml:space="preserve">Unterscheidbarkeit ohne konkretes Wort begründet</w:t>
+            </w:r>
+          </w:p>
+        </w:tc>
+        <w:tc>
+          <w:tcPr>
+            <w:tcW w:type="dxa" w:w="5954"/>
+            <w:tcMar>
+              <w:top w:type="dxa" w:w="50"/>
+              <w:left w:type="dxa" w:w="120"/>
+              <w:bottom w:type="dxa" w:w="50"/>
+              <w:right w:type="dxa" w:w="120"/>
+            </w:tcMar>
+            <w:vAlign w:val="center"/>
+          </w:tcPr>
+          <w:p>
+            <w:pPr>
+              <w:spacing w:after="40" w:before="0" w:line="276"/>
+              <w:jc w:val="left"/>
+            </w:pPr>
+            <w:r>
+              <w:rPr>
+                <w:rFonts w:ascii="Calibri" w:cs="Calibri" w:eastAsia="Calibri" w:hAnsi="Calibri"/>
+                <w:b w:val="false"/>
+                <w:bCs w:val="false"/>
+                <w:color w:val="1F2A2E"/>
+                <w:sz w:val="16"/>
+                <w:szCs w:val="16"/>
+              </w:rPr>
+              <w:t xml:space="preserve">unterscheidendes Wort mit beiden Verarbeitungen; Äquivalenz über Folgezustände; „mindestens n“ = n paarweise unterscheidbare Präfixe</w:t>
+            </w:r>
+          </w:p>
+        </w:tc>
+      </w:tr>
+      <w:tr>
+        <w:trPr>
+          <w:cantSplit/>
+          <w:tblHeader w:val="false"/>
+        </w:trPr>
+        <w:tc>
+          <w:tcPr>
+            <w:tcW w:type="dxa" w:w="737"/>
+            <w:tcMar>
+              <w:top w:type="dxa" w:w="50"/>
+              <w:left w:type="dxa" w:w="120"/>
+              <w:bottom w:type="dxa" w:w="50"/>
+              <w:right w:type="dxa" w:w="120"/>
+            </w:tcMar>
+            <w:vAlign w:val="center"/>
+          </w:tcPr>
+          <w:p>
+            <w:pPr>
+              <w:spacing w:after="40" w:before="0" w:line="276"/>
+              <w:jc w:val="left"/>
+            </w:pPr>
+            <w:r>
+              <w:rPr>
+                <w:rFonts w:ascii="Calibri" w:cs="Calibri" w:eastAsia="Calibri" w:hAnsi="Calibri"/>
+                <w:b/>
+                <w:bCs/>
+                <w:color w:val="1F2A2E"/>
+                <w:sz w:val="16"/>
+                <w:szCs w:val="16"/>
+              </w:rPr>
+              <w:t xml:space="preserve">P5</w:t>
+            </w:r>
+          </w:p>
+        </w:tc>
+        <w:tc>
+          <w:tcPr>
+            <w:tcW w:type="dxa" w:w="3175"/>
+            <w:tcMar>
+              <w:top w:type="dxa" w:w="50"/>
+              <w:left w:type="dxa" w:w="120"/>
+              <w:bottom w:type="dxa" w:w="50"/>
+              <w:right w:type="dxa" w:w="120"/>
+            </w:tcMar>
+            <w:vAlign w:val="center"/>
+          </w:tcPr>
+          <w:p>
+            <w:pPr>
+              <w:spacing w:after="40" w:before="0" w:line="276"/>
+              <w:jc w:val="left"/>
+            </w:pPr>
+            <w:r>
+              <w:rPr>
+                <w:rFonts w:ascii="Calibri" w:cs="Calibri" w:eastAsia="Calibri" w:hAnsi="Calibri"/>
+                <w:b w:val="false"/>
+                <w:bCs w:val="false"/>
+                <w:color w:val="1F2A2E"/>
+                <w:sz w:val="16"/>
+                <w:szCs w:val="16"/>
+              </w:rPr>
+              <w:t xml:space="preserve">Mealy mit Endzuständen oder ohne ε</w:t>
+            </w:r>
+          </w:p>
+        </w:tc>
+        <w:tc>
+          <w:tcPr>
+            <w:tcW w:type="dxa" w:w="5954"/>
+            <w:tcMar>
+              <w:top w:type="dxa" w:w="50"/>
+              <w:left w:type="dxa" w:w="120"/>
+              <w:bottom w:type="dxa" w:w="50"/>
+              <w:right w:type="dxa" w:w="120"/>
+            </w:tcMar>
+            <w:vAlign w:val="center"/>
+          </w:tcPr>
+          <w:p>
+            <w:pPr>
+              <w:spacing w:after="40" w:before="0" w:line="276"/>
+              <w:jc w:val="left"/>
+            </w:pPr>
+            <w:r>
+              <w:rPr>
+                <w:rFonts w:ascii="Calibri" w:cs="Calibri" w:eastAsia="Calibri" w:hAnsi="Calibri"/>
+                <w:b w:val="false"/>
+                <w:bCs w:val="false"/>
+                <w:color w:val="1F2A2E"/>
+                <w:sz w:val="16"/>
+                <w:szCs w:val="16"/>
+              </w:rPr>
+              <w:t xml:space="preserve">keine Endzustände, „e / a“ an der Kante, leere Ausgabe ε (nicht N/–), Σ und Ω, vollständiger Graph</w:t>
+            </w:r>
+          </w:p>
+        </w:tc>
+      </w:tr>
+      <w:tr>
+        <w:trPr>
+          <w:cantSplit/>
+          <w:tblHeader w:val="false"/>
+        </w:trPr>
+        <w:tc>
+          <w:tcPr>
+            <w:tcW w:type="dxa" w:w="737"/>
+            <w:tcMar>
+              <w:top w:type="dxa" w:w="50"/>
+              <w:left w:type="dxa" w:w="120"/>
+              <w:bottom w:type="dxa" w:w="50"/>
+              <w:right w:type="dxa" w:w="120"/>
+            </w:tcMar>
+            <w:vAlign w:val="center"/>
+          </w:tcPr>
+          <w:p>
+            <w:pPr>
+              <w:spacing w:after="40" w:before="0" w:line="276"/>
+              <w:jc w:val="left"/>
+            </w:pPr>
+            <w:r>
+              <w:rPr>
+                <w:rFonts w:ascii="Calibri" w:cs="Calibri" w:eastAsia="Calibri" w:hAnsi="Calibri"/>
+                <w:b/>
+                <w:bCs/>
+                <w:color w:val="1F2A2E"/>
+                <w:sz w:val="16"/>
+                <w:szCs w:val="16"/>
+              </w:rPr>
+              <w:t xml:space="preserve">P6</w:t>
+            </w:r>
+          </w:p>
+        </w:tc>
+        <w:tc>
+          <w:tcPr>
+            <w:tcW w:type="dxa" w:w="3175"/>
+            <w:tcMar>
+              <w:top w:type="dxa" w:w="50"/>
+              <w:left w:type="dxa" w:w="120"/>
+              <w:bottom w:type="dxa" w:w="50"/>
+              <w:right w:type="dxa" w:w="120"/>
+            </w:tcMar>
+            <w:vAlign w:val="center"/>
+          </w:tcPr>
+          <w:p>
+            <w:pPr>
+              <w:spacing w:after="40" w:before="0" w:line="276"/>
+              <w:jc w:val="left"/>
+            </w:pPr>
+            <w:r>
+              <w:rPr>
+                <w:rFonts w:ascii="Calibri" w:cs="Calibri" w:eastAsia="Calibri" w:hAnsi="Calibri"/>
+                <w:b w:val="false"/>
+                <w:bCs w:val="false"/>
+                <w:color w:val="1F2A2E"/>
+                <w:sz w:val="16"/>
+                <w:szCs w:val="16"/>
+              </w:rPr>
+              <w:t xml:space="preserve">Regularität ohne Schubfachargument beurteilt</w:t>
+            </w:r>
+          </w:p>
+        </w:tc>
+        <w:tc>
+          <w:tcPr>
+            <w:tcW w:type="dxa" w:w="5954"/>
+            <w:tcMar>
+              <w:top w:type="dxa" w:w="50"/>
+              <w:left w:type="dxa" w:w="120"/>
+              <w:bottom w:type="dxa" w:w="50"/>
+              <w:right w:type="dxa" w:w="120"/>
+            </w:tcMar>
+            <w:vAlign w:val="center"/>
+          </w:tcPr>
+          <w:p>
+            <w:pPr>
+              <w:spacing w:after="40" w:before="0" w:line="276"/>
+              <w:jc w:val="left"/>
+            </w:pPr>
+            <w:r>
+              <w:rPr>
+                <w:rFonts w:ascii="Calibri" w:cs="Calibri" w:eastAsia="Calibri" w:hAnsi="Calibri"/>
+                <w:b w:val="false"/>
+                <w:bCs w:val="false"/>
+                <w:color w:val="1F2A2E"/>
+                <w:sz w:val="16"/>
+                <w:szCs w:val="16"/>
+              </w:rPr>
+              <w:t xml:space="preserve">für jeden DEA: k + 1 Präfixe, dieselbe Fortsetzung, Widerspruch; endlich/modulo/Obergrenze sind regulär; Grammatik nicht regulär ≠ Sprache nicht regulär</w:t>
+            </w:r>
+          </w:p>
+        </w:tc>
+      </w:tr>
+      <w:tr>
+        <w:trPr>
+          <w:cantSplit/>
+          <w:tblHeader w:val="false"/>
+        </w:trPr>
+        <w:tc>
+          <w:tcPr>
+            <w:tcW w:type="dxa" w:w="737"/>
+            <w:tcMar>
+              <w:top w:type="dxa" w:w="50"/>
+              <w:left w:type="dxa" w:w="120"/>
+              <w:bottom w:type="dxa" w:w="50"/>
+              <w:right w:type="dxa" w:w="120"/>
+            </w:tcMar>
+            <w:vAlign w:val="center"/>
+          </w:tcPr>
+          <w:p>
+            <w:pPr>
+              <w:spacing w:after="40" w:before="0" w:line="276"/>
+              <w:jc w:val="left"/>
+            </w:pPr>
+            <w:r>
+              <w:rPr>
+                <w:rFonts w:ascii="Calibri" w:cs="Calibri" w:eastAsia="Calibri" w:hAnsi="Calibri"/>
+                <w:b/>
+                <w:bCs/>
+                <w:color w:val="1F2A2E"/>
+                <w:sz w:val="16"/>
+                <w:szCs w:val="16"/>
+              </w:rPr>
+              <w:t xml:space="preserve">P7</w:t>
+            </w:r>
+          </w:p>
+        </w:tc>
+        <w:tc>
+          <w:tcPr>
+            <w:tcW w:type="dxa" w:w="3175"/>
+            <w:tcMar>
+              <w:top w:type="dxa" w:w="50"/>
+              <w:left w:type="dxa" w:w="120"/>
+              <w:bottom w:type="dxa" w:w="50"/>
+              <w:right w:type="dxa" w:w="120"/>
+            </w:tcMar>
+            <w:vAlign w:val="center"/>
+          </w:tcPr>
+          <w:p>
+            <w:pPr>
+              <w:spacing w:after="40" w:before="0" w:line="276"/>
+              <w:jc w:val="left"/>
+            </w:pPr>
+            <w:r>
+              <w:rPr>
+                <w:rFonts w:ascii="Calibri" w:cs="Calibri" w:eastAsia="Calibri" w:hAnsi="Calibri"/>
+                <w:b w:val="false"/>
+                <w:bCs w:val="false"/>
+                <w:color w:val="1F2A2E"/>
+                <w:sz w:val="16"/>
+                <w:szCs w:val="16"/>
+              </w:rPr>
+              <w:t xml:space="preserve">Kellerübergang falsch ausgeführt</w:t>
+            </w:r>
+          </w:p>
+        </w:tc>
+        <w:tc>
+          <w:tcPr>
+            <w:tcW w:type="dxa" w:w="5954"/>
+            <w:tcMar>
+              <w:top w:type="dxa" w:w="50"/>
+              <w:left w:type="dxa" w:w="120"/>
+              <w:bottom w:type="dxa" w:w="50"/>
+              <w:right w:type="dxa" w:w="120"/>
+            </w:tcMar>
+            <w:vAlign w:val="center"/>
+          </w:tcPr>
+          <w:p>
+            <w:pPr>
+              <w:spacing w:after="40" w:before="0" w:line="276"/>
+              <w:jc w:val="left"/>
+            </w:pPr>
+            <w:r>
+              <w:rPr>
+                <w:rFonts w:ascii="Calibri" w:cs="Calibri" w:eastAsia="Calibri" w:hAnsi="Calibri"/>
+                <w:b w:val="false"/>
+                <w:bCs w:val="false"/>
+                <w:color w:val="1F2A2E"/>
+                <w:sz w:val="16"/>
+                <w:szCs w:val="16"/>
+              </w:rPr>
+              <w:t xml:space="preserve">(oberstes Kellerzeichen, Eingabe) : Ablage; gelesenes Zeichen wird entfernt, rechtes Zeichen zuerst abgelegt, # wieder ablegen, ε = nichts</w:t>
+            </w:r>
+          </w:p>
+        </w:tc>
+      </w:tr>
+      <w:tr>
+        <w:trPr>
+          <w:cantSplit/>
+          <w:tblHeader w:val="false"/>
+        </w:trPr>
+        <w:tc>
+          <w:tcPr>
+            <w:tcW w:type="dxa" w:w="737"/>
+            <w:tcMar>
+              <w:top w:type="dxa" w:w="50"/>
+              <w:left w:type="dxa" w:w="120"/>
+              <w:bottom w:type="dxa" w:w="50"/>
+              <w:right w:type="dxa" w:w="120"/>
+            </w:tcMar>
+            <w:vAlign w:val="center"/>
+          </w:tcPr>
+          <w:p>
+            <w:pPr>
+              <w:spacing w:after="40" w:before="0" w:line="276"/>
+              <w:jc w:val="left"/>
+            </w:pPr>
+            <w:r>
+              <w:rPr>
+                <w:rFonts w:ascii="Calibri" w:cs="Calibri" w:eastAsia="Calibri" w:hAnsi="Calibri"/>
+                <w:b/>
+                <w:bCs/>
+                <w:color w:val="1F2A2E"/>
+                <w:sz w:val="16"/>
+                <w:szCs w:val="16"/>
+              </w:rPr>
+              <w:t xml:space="preserve">P8</w:t>
+            </w:r>
+          </w:p>
+        </w:tc>
+        <w:tc>
+          <w:tcPr>
+            <w:tcW w:type="dxa" w:w="3175"/>
+            <w:tcMar>
+              <w:top w:type="dxa" w:w="50"/>
+              <w:left w:type="dxa" w:w="120"/>
+              <w:bottom w:type="dxa" w:w="50"/>
+              <w:right w:type="dxa" w:w="120"/>
+            </w:tcMar>
+            <w:vAlign w:val="center"/>
+          </w:tcPr>
+          <w:p>
+            <w:pPr>
+              <w:spacing w:after="40" w:before="0" w:line="276"/>
+              <w:jc w:val="left"/>
+            </w:pPr>
+            <w:r>
+              <w:rPr>
+                <w:rFonts w:ascii="Calibri" w:cs="Calibri" w:eastAsia="Calibri" w:hAnsi="Calibri"/>
+                <w:b w:val="false"/>
+                <w:bCs w:val="false"/>
+                <w:color w:val="1F2A2E"/>
+                <w:sz w:val="16"/>
+                <w:szCs w:val="16"/>
+              </w:rPr>
+              <w:t xml:space="preserve">Verarbeitung nicht nach Konvention dokumentiert</w:t>
+            </w:r>
+          </w:p>
+        </w:tc>
+        <w:tc>
+          <w:tcPr>
+            <w:tcW w:type="dxa" w:w="5954"/>
+            <w:tcMar>
+              <w:top w:type="dxa" w:w="50"/>
+              <w:left w:type="dxa" w:w="120"/>
+              <w:bottom w:type="dxa" w:w="50"/>
+              <w:right w:type="dxa" w:w="120"/>
+            </w:tcMar>
+            <w:vAlign w:val="center"/>
+          </w:tcPr>
+          <w:p>
+            <w:pPr>
+              <w:spacing w:after="40" w:before="0" w:line="276"/>
+              <w:jc w:val="left"/>
+            </w:pPr>
+            <w:r>
+              <w:rPr>
+                <w:rFonts w:ascii="Calibri" w:cs="Calibri" w:eastAsia="Calibri" w:hAnsi="Calibri"/>
+                <w:b w:val="false"/>
+                <w:bCs w:val="false"/>
+                <w:color w:val="1F2A2E"/>
+                <w:sz w:val="16"/>
+                <w:szCs w:val="16"/>
+              </w:rPr>
+              <w:t xml:space="preserve">Zustandsfolge S0 –a→ S1 mit Begründung; Kellertabelle mit vier Spalten, erste Zeile S0 | # | – | –, oberstes links, ε-Schritt eigene Zeile, „akzeptiert: ja/nein“</w:t>
+            </w:r>
+          </w:p>
+        </w:tc>
+      </w:tr>
+      <w:tr>
+        <w:trPr>
+          <w:cantSplit/>
+          <w:tblHeader w:val="false"/>
+        </w:trPr>
+        <w:tc>
+          <w:tcPr>
+            <w:tcW w:type="dxa" w:w="737"/>
+            <w:tcMar>
+              <w:top w:type="dxa" w:w="50"/>
+              <w:left w:type="dxa" w:w="120"/>
+              <w:bottom w:type="dxa" w:w="50"/>
+              <w:right w:type="dxa" w:w="120"/>
+            </w:tcMar>
+            <w:vAlign w:val="center"/>
+          </w:tcPr>
+          <w:p>
+            <w:pPr>
+              <w:spacing w:after="40" w:before="0" w:line="276"/>
+              <w:jc w:val="left"/>
+            </w:pPr>
+            <w:r>
+              <w:rPr>
+                <w:rFonts w:ascii="Calibri" w:cs="Calibri" w:eastAsia="Calibri" w:hAnsi="Calibri"/>
+                <w:b/>
+                <w:bCs/>
+                <w:color w:val="1F2A2E"/>
+                <w:sz w:val="16"/>
+                <w:szCs w:val="16"/>
+              </w:rPr>
+              <w:t xml:space="preserve">P9</w:t>
+            </w:r>
+          </w:p>
+        </w:tc>
+        <w:tc>
+          <w:tcPr>
+            <w:tcW w:type="dxa" w:w="3175"/>
+            <w:tcMar>
+              <w:top w:type="dxa" w:w="50"/>
+              <w:left w:type="dxa" w:w="120"/>
+              <w:bottom w:type="dxa" w:w="50"/>
+              <w:right w:type="dxa" w:w="120"/>
+            </w:tcMar>
+            <w:vAlign w:val="center"/>
+          </w:tcPr>
+          <w:p>
+            <w:pPr>
+              <w:spacing w:after="40" w:before="0" w:line="276"/>
+              <w:jc w:val="left"/>
+            </w:pPr>
+            <w:r>
+              <w:rPr>
+                <w:rFonts w:ascii="Calibri" w:cs="Calibri" w:eastAsia="Calibri" w:hAnsi="Calibri"/>
+                <w:b w:val="false"/>
+                <w:bCs w:val="false"/>
+                <w:color w:val="1F2A2E"/>
+                <w:sz w:val="16"/>
+                <w:szCs w:val="16"/>
+              </w:rPr>
+              <w:t xml:space="preserve">Grammatik oder Ableitung formal fehlerhaft</w:t>
+            </w:r>
+          </w:p>
+        </w:tc>
+        <w:tc>
+          <w:tcPr>
+            <w:tcW w:type="dxa" w:w="5954"/>
+            <w:tcMar>
+              <w:top w:type="dxa" w:w="50"/>
+              <w:left w:type="dxa" w:w="120"/>
+              <w:bottom w:type="dxa" w:w="50"/>
+              <w:right w:type="dxa" w:w="120"/>
+            </w:tcMar>
+            <w:vAlign w:val="center"/>
+          </w:tcPr>
+          <w:p>
+            <w:pPr>
+              <w:spacing w:after="40" w:before="0" w:line="276"/>
+              <w:jc w:val="left"/>
+            </w:pPr>
+            <w:r>
+              <w:rPr>
+                <w:rFonts w:ascii="Calibri" w:cs="Calibri" w:eastAsia="Calibri" w:hAnsi="Calibri"/>
+                <w:b w:val="false"/>
+                <w:bCs w:val="false"/>
+                <w:color w:val="1F2A2E"/>
+                <w:sz w:val="16"/>
+                <w:szCs w:val="16"/>
+              </w:rPr>
+              <w:t xml:space="preserve">N, T, Startsymbol, P; → in Regeln, ⇒ in Ableitungen, je Schritt eine Regel, am Ende nur Terminale; rechtsregulär nur A → aB | a | ε; Mehrdeutigkeit = zwei Bäume</w:t>
+            </w:r>
+          </w:p>
+        </w:tc>
+      </w:tr>
+      <w:tr>
+        <w:trPr>
+          <w:cantSplit/>
+          <w:tblHeader w:val="false"/>
+        </w:trPr>
+        <w:tc>
+          <w:tcPr>
+            <w:tcW w:type="dxa" w:w="737"/>
+            <w:tcMar>
+              <w:top w:type="dxa" w:w="50"/>
+              <w:left w:type="dxa" w:w="120"/>
+              <w:bottom w:type="dxa" w:w="50"/>
+              <w:right w:type="dxa" w:w="120"/>
+            </w:tcMar>
+            <w:vAlign w:val="center"/>
+          </w:tcPr>
+          <w:p>
+            <w:pPr>
+              <w:spacing w:after="40" w:before="0" w:line="276"/>
+              <w:jc w:val="left"/>
+            </w:pPr>
+            <w:r>
+              <w:rPr>
+                <w:rFonts w:ascii="Calibri" w:cs="Calibri" w:eastAsia="Calibri" w:hAnsi="Calibri"/>
+                <w:b/>
+                <w:bCs/>
+                <w:color w:val="1F2A2E"/>
+                <w:sz w:val="16"/>
+                <w:szCs w:val="16"/>
+              </w:rPr>
+              <w:t xml:space="preserve">P10</w:t>
+            </w:r>
+          </w:p>
+        </w:tc>
+        <w:tc>
+          <w:tcPr>
+            <w:tcW w:type="dxa" w:w="3175"/>
+            <w:tcMar>
+              <w:top w:type="dxa" w:w="50"/>
+              <w:left w:type="dxa" w:w="120"/>
+              <w:bottom w:type="dxa" w:w="50"/>
+              <w:right w:type="dxa" w:w="120"/>
+            </w:tcMar>
+            <w:vAlign w:val="center"/>
+          </w:tcPr>
+          <w:p>
+            <w:pPr>
+              <w:spacing w:after="40" w:before="0" w:line="276"/>
+              <w:jc w:val="left"/>
+            </w:pPr>
+            <w:r>
+              <w:rPr>
+                <w:rFonts w:ascii="Calibri" w:cs="Calibri" w:eastAsia="Calibri" w:hAnsi="Calibri"/>
+                <w:b w:val="false"/>
+                <w:bCs w:val="false"/>
+                <w:color w:val="1F2A2E"/>
+                <w:sz w:val="16"/>
+                <w:szCs w:val="16"/>
+              </w:rPr>
+              <w:t xml:space="preserve">Operator verfehlt</w:t>
+            </w:r>
+          </w:p>
+        </w:tc>
+        <w:tc>
+          <w:tcPr>
+            <w:tcW w:type="dxa" w:w="5954"/>
+            <w:tcMar>
+              <w:top w:type="dxa" w:w="50"/>
+              <w:left w:type="dxa" w:w="120"/>
+              <w:bottom w:type="dxa" w:w="50"/>
+              <w:right w:type="dxa" w:w="120"/>
+            </w:tcMar>
+            <w:vAlign w:val="center"/>
+          </w:tcPr>
+          <w:p>
+            <w:pPr>
+              <w:spacing w:after="40" w:before="0" w:line="276"/>
+              <w:jc w:val="left"/>
+            </w:pPr>
+            <w:r>
+              <w:rPr>
+                <w:rFonts w:ascii="Calibri" w:cs="Calibri" w:eastAsia="Calibri" w:hAnsi="Calibri"/>
+                <w:b w:val="false"/>
+                <w:bCs w:val="false"/>
+                <w:color w:val="1F2A2E"/>
+                <w:sz w:val="16"/>
+                <w:szCs w:val="16"/>
+              </w:rPr>
+              <w:t xml:space="preserve">„erläutern“ ohne Sachzusammenhang, „begründen“ ohne Begründung, Sprache nicht präzise beschrieben (Bedingung + Menge), Fachbegriffe fehlen</w:t>
             </w:r>
           </w:p>
         </w:tc>

--- a/materials/pdf/original/M12_Merkblatt_Abi-Spickzettel.docx
+++ b/materials/pdf/original/M12_Merkblatt_Abi-Spickzettel.docx
@@ -3993,7 +3993,7 @@
         <w:sz w:val="16"/>
         <w:szCs w:val="16"/>
       </w:rPr>
-      <w:t xml:space="preserve">Max-Planck-Gymnasium Delmenhorst  ·  M12 · Abi-Spickzettel</w:t>
+      <w:t xml:space="preserve">Max-Planck-Gymnasium Delmenhorst  ·  M12 · Abi-Spickzettel  ·  CC BY-SA 4.0 Frank Juchim</w:t>
     </w:r>
     <w:r>
       <w:rPr>
